--- a/report/hw3_2453619_薛毓哲.docx
+++ b/report/hw3_2453619_薛毓哲.docx
@@ -136,20 +136,6 @@
       <w:pPr>
         <w:spacing w:before="400" w:after="80"/>
         <w:jc w:val="center"/>
-      </w:pPr>
-      <w:r>
-        <w:rPr>
-          <w:rFonts w:ascii="宋体" w:hAnsi="宋体" w:eastAsia="宋体"/>
-          <w:sz w:val="24"/>
-        </w:rPr>
-        <w:t>项目公开可访问链接：</w:t>
-      </w:r>
-    </w:p>
-    <w:p>
-      <w:pPr>
-        <w:spacing w:after="0"/>
-        <w:ind w:firstLine="0"/>
-        <w:jc w:val="center"/>
         <w:sectPr>
           <w:footerReference r:id="rId5" w:type="default"/>
           <w:pgSz w:w="11906" w:h="16838"/>
@@ -164,6 +150,15 @@
           <w:docGrid w:linePitch="360" w:charSpace="0"/>
         </w:sectPr>
       </w:pPr>
+      <w:r>
+        <w:rPr>
+          <w:rFonts w:ascii="宋体" w:hAnsi="宋体" w:eastAsia="宋体"/>
+          <w:sz w:val="24"/>
+        </w:rPr>
+        <w:t>项目公开可访问链接：</w:t>
+      </w:r>
+      <w:bookmarkStart w:id="0" w:name="_GoBack"/>
+      <w:bookmarkEnd w:id="0"/>
       <w:r>
         <w:rPr>
           <w:rFonts w:ascii="Times New Roman" w:hAnsi="Times New Roman"/>
@@ -907,6 +902,12 @@
             <w:insideH w:val="single" w:color="auto" w:sz="4" w:space="0"/>
             <w:insideV w:val="single" w:color="auto" w:sz="4" w:space="0"/>
           </w:tblBorders>
+          <w:tblCellMar>
+            <w:top w:w="0" w:type="dxa"/>
+            <w:left w:w="108" w:type="dxa"/>
+            <w:bottom w:w="0" w:type="dxa"/>
+            <w:right w:w="108" w:type="dxa"/>
+          </w:tblCellMar>
         </w:tblPrEx>
         <w:trPr>
           <w:jc w:val="center"/>
@@ -1627,6 +1628,12 @@
             <w:insideH w:val="single" w:color="auto" w:sz="4" w:space="0"/>
             <w:insideV w:val="single" w:color="auto" w:sz="4" w:space="0"/>
           </w:tblBorders>
+          <w:tblCellMar>
+            <w:top w:w="0" w:type="dxa"/>
+            <w:left w:w="108" w:type="dxa"/>
+            <w:bottom w:w="0" w:type="dxa"/>
+            <w:right w:w="108" w:type="dxa"/>
+          </w:tblCellMar>
         </w:tblPrEx>
         <w:trPr>
           <w:jc w:val="center"/>

--- a/report/hw3_2453619_薛毓哲.docx
+++ b/report/hw3_2453619_薛毓哲.docx
@@ -157,8 +157,6 @@
         </w:rPr>
         <w:t>项目公开可访问链接：</w:t>
       </w:r>
-      <w:bookmarkStart w:id="0" w:name="_GoBack"/>
-      <w:bookmarkEnd w:id="0"/>
       <w:r>
         <w:rPr>
           <w:rFonts w:ascii="Times New Roman" w:hAnsi="Times New Roman"/>
@@ -1547,8 +1545,10 @@
           <w:b w:val="0"/>
           <w:sz w:val="24"/>
         </w:rPr>
-        <w:t>本实验没有采用附件 2 中 Intel Extension for Transformers / Neural Chat 的 INT4 量化 chatbot 路线，而是参考其 ModelScope 平台使用流程，在 CPU Notebook 环境中直接通过 transformers 本地加载模型并进行问答推理。这样写法与现有项目代码、输出文件和截图保持一致。</w:t>
+        <w:t>本实验没有采用附件 2 中 Intel Extension for Transformers / Neural Chat 的 INT4 量化 chatbot 路线，而是参考其 ModelScope 平台使用流程，在 CPU Notebook 环境中直接通过 transformers 本地加载模型并进行问答推理。</w:t>
       </w:r>
+      <w:bookmarkStart w:id="0" w:name="_GoBack"/>
+      <w:bookmarkEnd w:id="0"/>
     </w:p>
     <w:p>
       <w:pPr>
@@ -6189,7 +6189,7 @@
     <w:lsdException w:uiPriority="99" w:name="footnote text"/>
     <w:lsdException w:uiPriority="99" w:name="annotation text"/>
     <w:lsdException w:uiPriority="99" w:semiHidden="0" w:name="header"/>
-    <w:lsdException w:uiPriority="99" w:semiHidden="0" w:name="footer"/>
+    <w:lsdException w:qFormat="1" w:uiPriority="99" w:semiHidden="0" w:name="footer"/>
     <w:lsdException w:uiPriority="99" w:name="index heading"/>
     <w:lsdException w:qFormat="1" w:uiPriority="35" w:name="caption"/>
     <w:lsdException w:uiPriority="99" w:name="table of figures"/>
@@ -6226,7 +6226,7 @@
     <w:lsdException w:uiPriority="99" w:semiHidden="0" w:name="Body Text"/>
     <w:lsdException w:uiPriority="99" w:name="Body Text Indent"/>
     <w:lsdException w:uiPriority="99" w:semiHidden="0" w:name="List Continue"/>
-    <w:lsdException w:uiPriority="99" w:semiHidden="0" w:name="List Continue 2"/>
+    <w:lsdException w:qFormat="1" w:uiPriority="99" w:semiHidden="0" w:name="List Continue 2"/>
     <w:lsdException w:uiPriority="99" w:semiHidden="0" w:name="List Continue 3"/>
     <w:lsdException w:uiPriority="99" w:name="List Continue 4"/>
     <w:lsdException w:uiPriority="99" w:name="List Continue 5"/>
@@ -6858,6 +6858,7 @@
     <w:basedOn w:val="1"/>
     <w:link w:val="137"/>
     <w:unhideWhenUsed/>
+    <w:qFormat/>
     <w:uiPriority w:val="99"/>
     <w:pPr>
       <w:tabs>
@@ -6928,6 +6929,7 @@
     <w:name w:val="List Continue 2"/>
     <w:basedOn w:val="1"/>
     <w:unhideWhenUsed/>
+    <w:qFormat/>
     <w:uiPriority w:val="99"/>
     <w:pPr>
       <w:spacing w:after="120"/>
@@ -18533,6 +18535,7 @@
     <w:name w:val="Heading 3 Char"/>
     <w:basedOn w:val="132"/>
     <w:link w:val="5"/>
+    <w:qFormat/>
     <w:uiPriority w:val="9"/>
     <w:rPr>
       <w:rFonts w:asciiTheme="majorHAnsi" w:hAnsiTheme="majorHAnsi" w:eastAsiaTheme="majorEastAsia" w:cstheme="majorBidi"/>
@@ -18550,6 +18553,7 @@
     <w:name w:val="Title Char"/>
     <w:basedOn w:val="132"/>
     <w:link w:val="31"/>
+    <w:qFormat/>
     <w:uiPriority w:val="10"/>
     <w:rPr>
       <w:rFonts w:asciiTheme="majorHAnsi" w:hAnsiTheme="majorHAnsi" w:eastAsiaTheme="majorEastAsia" w:cstheme="majorBidi"/>
@@ -18564,6 +18568,7 @@
     <w:name w:val="Subtitle Char"/>
     <w:basedOn w:val="132"/>
     <w:link w:val="26"/>
+    <w:qFormat/>
     <w:uiPriority w:val="11"/>
     <w:rPr>
       <w:rFonts w:asciiTheme="majorHAnsi" w:hAnsiTheme="majorHAnsi" w:eastAsiaTheme="majorEastAsia" w:cstheme="majorBidi"/>
@@ -18594,18 +18599,21 @@
     <w:name w:val="Body Text Char"/>
     <w:basedOn w:val="132"/>
     <w:link w:val="19"/>
+    <w:qFormat/>
     <w:uiPriority w:val="99"/>
   </w:style>
   <w:style w:type="character" w:customStyle="1" w:styleId="146">
     <w:name w:val="Body Text 2 Char"/>
     <w:basedOn w:val="132"/>
     <w:link w:val="28"/>
+    <w:qFormat/>
     <w:uiPriority w:val="99"/>
   </w:style>
   <w:style w:type="character" w:customStyle="1" w:styleId="147">
     <w:name w:val="Body Text 3 Char"/>
     <w:basedOn w:val="132"/>
     <w:link w:val="17"/>
+    <w:qFormat/>
     <w:uiPriority w:val="99"/>
     <w:rPr>
       <w:sz w:val="16"/>
@@ -18616,6 +18624,7 @@
     <w:name w:val="Macro Text Char"/>
     <w:basedOn w:val="132"/>
     <w:link w:val="2"/>
+    <w:qFormat/>
     <w:uiPriority w:val="99"/>
     <w:rPr>
       <w:rFonts w:ascii="Courier" w:hAnsi="Courier"/>
@@ -18645,6 +18654,7 @@
     <w:name w:val="Quote Char"/>
     <w:basedOn w:val="132"/>
     <w:link w:val="149"/>
+    <w:qFormat/>
     <w:uiPriority w:val="29"/>
     <w:rPr>
       <w:i/>
@@ -18662,6 +18672,7 @@
     <w:basedOn w:val="132"/>
     <w:link w:val="6"/>
     <w:semiHidden/>
+    <w:qFormat/>
     <w:uiPriority w:val="9"/>
     <w:rPr>
       <w:rFonts w:asciiTheme="majorHAnsi" w:hAnsiTheme="majorHAnsi" w:eastAsiaTheme="majorEastAsia" w:cstheme="majorBidi"/>
@@ -18682,6 +18693,7 @@
     <w:basedOn w:val="132"/>
     <w:link w:val="7"/>
     <w:semiHidden/>
+    <w:qFormat/>
     <w:uiPriority w:val="9"/>
     <w:rPr>
       <w:rFonts w:asciiTheme="majorHAnsi" w:hAnsiTheme="majorHAnsi" w:eastAsiaTheme="majorEastAsia" w:cstheme="majorBidi"/>
@@ -18693,6 +18705,7 @@
     <w:basedOn w:val="132"/>
     <w:link w:val="8"/>
     <w:semiHidden/>
+    <w:qFormat/>
     <w:uiPriority w:val="9"/>
     <w:rPr>
       <w:rFonts w:asciiTheme="majorHAnsi" w:hAnsiTheme="majorHAnsi" w:eastAsiaTheme="majorEastAsia" w:cstheme="majorBidi"/>
